--- a/02-《秋季必背册子·城市设计》.docx
+++ b/02-《秋季必背册子·城市设计》.docx
@@ -5140,9 +5140,10 @@
             <v:stroke joinstyle="miter"/>
             <v:path gradientshapeok="t" o:connecttype="rect"/>
           </v:shapetype>
-          <v:shape id="1036" type="#_x0000_t202" filled="f" stroked="f" style="position:absolute;margin-left:-1.0pt;margin-top:13.81pt;width:30.15pt;height:12.0pt;z-index:7;mso-position-horizontal-relative:text;mso-position-vertical-relative:text;mso-width-relative:page;mso-height-relative:page;mso-wrap-distance-left:0.0pt;mso-wrap-distance-right:0.0pt;visibility:visible;">
-            <v:stroke on="f"/>
+          <v:shape id="1037" type="#_x0000_t202" filled="f" stroked="f" style="position:absolute;margin-left:-1.0pt;margin-top:13.81pt;width:30.15pt;height:12.0pt;z-index:7;mso-position-horizontal-relative:text;mso-position-vertical-relative:text;mso-width-relative:page;mso-height-relative:page;mso-wrap-distance-left:0.0pt;mso-wrap-distance-right:0.0pt;visibility:visible;">
+            <v:stroke on="f" joinstyle="miter"/>
             <v:fill/>
+            <v:path o:connecttype="rect" gradientshapeok="t"/>
             <v:textbox inset="0.0pt,0.0pt,0.0pt,0.0pt">
               <w:txbxContent>
                 <w:p>
@@ -5417,7 +5418,7 @@
           <wp:inline distL="0" distT="0" distB="0" distR="0">
             <wp:extent cx="1574736" cy="1092183"/>
             <wp:effectExtent l="0" t="0" r="0" b="0"/>
-            <wp:docPr id="1037" name="IM 30"/>
+            <wp:docPr id="1038" name="IM 30"/>
             <wp:cNvGraphicFramePr>
               <a:graphicFrameLocks xmlns:a="http://schemas.openxmlformats.org/drawingml/2006/main" noChangeAspect="false" noSelect="false" noResize="false" noGrp="false"/>
             </wp:cNvGraphicFramePr>
@@ -5425,7 +5426,7 @@
               <a:graphicData uri="http://schemas.openxmlformats.org/drawingml/2006/picture">
                 <pic:pic xmlns:pic="http://schemas.openxmlformats.org/drawingml/2006/picture">
                   <pic:nvPicPr>
-                    <pic:cNvPr id="12" name="IM 30"/>
+                    <pic:cNvPr id="13" name="IM 30"/>
                     <pic:cNvPicPr/>
                   </pic:nvPicPr>
                   <pic:blipFill>
@@ -5991,9 +5992,10 @@
       <w:r>
         <w:rPr/>
         <w:pict>
-          <v:shape id="1038" type="#_x0000_t202" filled="f" stroked="f" style="position:absolute;margin-left:-1.0pt;margin-top:29.09pt;width:30.65pt;height:12.0pt;z-index:8;mso-position-horizontal-relative:text;mso-position-vertical-relative:text;mso-width-relative:page;mso-height-relative:page;mso-wrap-distance-left:0.0pt;mso-wrap-distance-right:0.0pt;visibility:visible;">
-            <v:stroke on="f"/>
+          <v:shape id="1039" type="#_x0000_t202" filled="f" stroked="f" style="position:absolute;margin-left:-1.0pt;margin-top:29.09pt;width:30.65pt;height:12.0pt;z-index:8;mso-position-horizontal-relative:text;mso-position-vertical-relative:text;mso-width-relative:page;mso-height-relative:page;mso-wrap-distance-left:0.0pt;mso-wrap-distance-right:0.0pt;visibility:visible;">
+            <v:stroke on="f" joinstyle="miter"/>
             <v:fill/>
+            <v:path o:connecttype="rect" gradientshapeok="t"/>
             <v:textbox inset="0.0pt,0.0pt,0.0pt,0.0pt">
               <w:txbxContent>
                 <w:p>
@@ -6311,7 +6313,7 @@
           <wp:inline distL="0" distT="0" distB="0" distR="0">
             <wp:extent cx="1536695" cy="1136667"/>
             <wp:effectExtent l="0" t="0" r="0" b="0"/>
-            <wp:docPr id="1039" name="IM 32"/>
+            <wp:docPr id="1040" name="IM 32"/>
             <wp:cNvGraphicFramePr>
               <a:graphicFrameLocks xmlns:a="http://schemas.openxmlformats.org/drawingml/2006/main" noChangeAspect="false" noSelect="false" noResize="false" noGrp="false"/>
             </wp:cNvGraphicFramePr>
@@ -6319,7 +6321,7 @@
               <a:graphicData uri="http://schemas.openxmlformats.org/drawingml/2006/picture">
                 <pic:pic xmlns:pic="http://schemas.openxmlformats.org/drawingml/2006/picture">
                   <pic:nvPicPr>
-                    <pic:cNvPr id="14" name="IM 32"/>
+                    <pic:cNvPr id="15" name="IM 32"/>
                     <pic:cNvPicPr/>
                   </pic:nvPicPr>
                   <pic:blipFill>
@@ -7097,7 +7099,7 @@
           <wp:inline distL="0" distT="0" distB="0" distR="0">
             <wp:extent cx="1549401" cy="1130358"/>
             <wp:effectExtent l="0" t="0" r="0" b="0"/>
-            <wp:docPr id="1040" name="IM 36"/>
+            <wp:docPr id="1041" name="IM 36"/>
             <wp:cNvGraphicFramePr>
               <a:graphicFrameLocks xmlns:a="http://schemas.openxmlformats.org/drawingml/2006/main" noChangeAspect="false" noSelect="false" noResize="false" noGrp="false"/>
             </wp:cNvGraphicFramePr>
@@ -7105,7 +7107,7 @@
               <a:graphicData uri="http://schemas.openxmlformats.org/drawingml/2006/picture">
                 <pic:pic xmlns:pic="http://schemas.openxmlformats.org/drawingml/2006/picture">
                   <pic:nvPicPr>
-                    <pic:cNvPr id="15" name="IM 36"/>
+                    <pic:cNvPr id="16" name="IM 36"/>
                     <pic:cNvPicPr/>
                   </pic:nvPicPr>
                   <pic:blipFill>
@@ -7381,7 +7383,7 @@
           <wp:inline distL="0" distT="0" distB="0" distR="0">
             <wp:extent cx="2546335" cy="503684"/>
             <wp:effectExtent l="0" t="0" r="0" b="0"/>
-            <wp:docPr id="1041" name="IM 38"/>
+            <wp:docPr id="1042" name="IM 38"/>
             <wp:cNvGraphicFramePr>
               <a:graphicFrameLocks xmlns:a="http://schemas.openxmlformats.org/drawingml/2006/main" noChangeAspect="false" noSelect="false" noResize="false" noGrp="false"/>
             </wp:cNvGraphicFramePr>
@@ -7389,7 +7391,7 @@
               <a:graphicData uri="http://schemas.openxmlformats.org/drawingml/2006/picture">
                 <pic:pic xmlns:pic="http://schemas.openxmlformats.org/drawingml/2006/picture">
                   <pic:nvPicPr>
-                    <pic:cNvPr id="17" name="IM 38"/>
+                    <pic:cNvPr id="18" name="IM 38"/>
                     <pic:cNvPicPr/>
                   </pic:nvPicPr>
                   <pic:blipFill>
@@ -7827,7 +7829,7 @@
           <wp:inline distL="0" distT="0" distB="0" distR="0">
             <wp:extent cx="1415992" cy="1117633"/>
             <wp:effectExtent l="0" t="0" r="0" b="0"/>
-            <wp:docPr id="1042" name="IM 40"/>
+            <wp:docPr id="1043" name="IM 40"/>
             <wp:cNvGraphicFramePr>
               <a:graphicFrameLocks xmlns:a="http://schemas.openxmlformats.org/drawingml/2006/main" noChangeAspect="false" noSelect="false" noResize="false" noGrp="false"/>
             </wp:cNvGraphicFramePr>
@@ -7835,7 +7837,7 @@
               <a:graphicData uri="http://schemas.openxmlformats.org/drawingml/2006/picture">
                 <pic:pic xmlns:pic="http://schemas.openxmlformats.org/drawingml/2006/picture">
                   <pic:nvPicPr>
-                    <pic:cNvPr id="18" name="IM 40"/>
+                    <pic:cNvPr id="19" name="IM 40"/>
                     <pic:cNvPicPr/>
                   </pic:nvPicPr>
                   <pic:blipFill>
@@ -8502,7 +8504,7 @@
           <wp:inline distL="0" distT="0" distB="0" distR="0">
             <wp:extent cx="1365245" cy="1104908"/>
             <wp:effectExtent l="0" t="0" r="0" b="0"/>
-            <wp:docPr id="1043" name="IM 42"/>
+            <wp:docPr id="1044" name="IM 42"/>
             <wp:cNvGraphicFramePr>
               <a:graphicFrameLocks xmlns:a="http://schemas.openxmlformats.org/drawingml/2006/main" noChangeAspect="false" noSelect="false" noResize="false" noGrp="false"/>
             </wp:cNvGraphicFramePr>
@@ -8510,7 +8512,7 @@
               <a:graphicData uri="http://schemas.openxmlformats.org/drawingml/2006/picture">
                 <pic:pic xmlns:pic="http://schemas.openxmlformats.org/drawingml/2006/picture">
                   <pic:nvPicPr>
-                    <pic:cNvPr id="19" name="IM 42"/>
+                    <pic:cNvPr id="20" name="IM 42"/>
                     <pic:cNvPicPr/>
                   </pic:nvPicPr>
                   <pic:blipFill>
@@ -9146,7 +9148,7 @@
           <wp:inline distL="0" distT="0" distB="0" distR="0">
             <wp:extent cx="1314423" cy="1098599"/>
             <wp:effectExtent l="0" t="0" r="0" b="0"/>
-            <wp:docPr id="1044" name="IM 44"/>
+            <wp:docPr id="1045" name="IM 44"/>
             <wp:cNvGraphicFramePr>
               <a:graphicFrameLocks xmlns:a="http://schemas.openxmlformats.org/drawingml/2006/main" noChangeAspect="false" noSelect="false" noResize="false" noGrp="false"/>
             </wp:cNvGraphicFramePr>
@@ -9154,7 +9156,7 @@
               <a:graphicData uri="http://schemas.openxmlformats.org/drawingml/2006/picture">
                 <pic:pic xmlns:pic="http://schemas.openxmlformats.org/drawingml/2006/picture">
                   <pic:nvPicPr>
-                    <pic:cNvPr id="20" name="IM 44"/>
+                    <pic:cNvPr id="21" name="IM 44"/>
                     <pic:cNvPicPr/>
                   </pic:nvPicPr>
                   <pic:blipFill>
@@ -9202,7 +9204,7 @@
           <wp:inline distL="0" distT="0" distB="0" distR="0">
             <wp:extent cx="1530342" cy="551545"/>
             <wp:effectExtent l="0" t="0" r="0" b="0"/>
-            <wp:docPr id="1045" name="IM 46"/>
+            <wp:docPr id="1046" name="IM 46"/>
             <wp:cNvGraphicFramePr>
               <a:graphicFrameLocks xmlns:a="http://schemas.openxmlformats.org/drawingml/2006/main" noChangeAspect="false" noSelect="false" noResize="false" noGrp="false"/>
             </wp:cNvGraphicFramePr>
@@ -9210,7 +9212,7 @@
               <a:graphicData uri="http://schemas.openxmlformats.org/drawingml/2006/picture">
                 <pic:pic xmlns:pic="http://schemas.openxmlformats.org/drawingml/2006/picture">
                   <pic:nvPicPr>
-                    <pic:cNvPr id="16" name="IM 46"/>
+                    <pic:cNvPr id="22" name="IM 46"/>
                     <pic:cNvPicPr/>
                   </pic:nvPicPr>
                   <pic:blipFill>
@@ -9893,7 +9895,7 @@
             <wp:extent cx="1587441" cy="1143017"/>
             <wp:effectExtent l="0" t="0" r="0" b="0"/>
             <wp:wrapNone/>
-            <wp:docPr id="1046" name="IM 48"/>
+            <wp:docPr id="1047" name="IM 48"/>
             <wp:cNvGraphicFramePr>
               <a:graphicFrameLocks xmlns:a="http://schemas.openxmlformats.org/drawingml/2006/main" noChangeAspect="false" noSelect="false" noResize="false" noGrp="false"/>
             </wp:cNvGraphicFramePr>
@@ -9901,7 +9903,7 @@
               <a:graphicData uri="http://schemas.openxmlformats.org/drawingml/2006/picture">
                 <pic:pic xmlns:pic="http://schemas.openxmlformats.org/drawingml/2006/picture">
                   <pic:nvPicPr>
-                    <pic:cNvPr id="21" name="IM 48"/>
+                    <pic:cNvPr id="23" name="IM 48"/>
                     <pic:cNvPicPr/>
                   </pic:nvPicPr>
                   <pic:blipFill>
@@ -10349,7 +10351,7 @@
           <wp:inline distL="0" distT="0" distB="0" distR="0">
             <wp:extent cx="2552688" cy="1289089"/>
             <wp:effectExtent l="0" t="0" r="0" b="0"/>
-            <wp:docPr id="1047" name="IM 50"/>
+            <wp:docPr id="1048" name="IM 50"/>
             <wp:cNvGraphicFramePr>
               <a:graphicFrameLocks xmlns:a="http://schemas.openxmlformats.org/drawingml/2006/main" noChangeAspect="false" noSelect="false" noResize="false" noGrp="false"/>
             </wp:cNvGraphicFramePr>
@@ -10357,7 +10359,7 @@
               <a:graphicData uri="http://schemas.openxmlformats.org/drawingml/2006/picture">
                 <pic:pic xmlns:pic="http://schemas.openxmlformats.org/drawingml/2006/picture">
                   <pic:nvPicPr>
-                    <pic:cNvPr id="22" name="IM 50"/>
+                    <pic:cNvPr id="24" name="IM 50"/>
                     <pic:cNvPicPr/>
                   </pic:nvPicPr>
                   <pic:blipFill>
@@ -10693,7 +10695,7 @@
           <wp:inline distL="0" distT="0" distB="0" distR="0">
             <wp:extent cx="1314423" cy="1092183"/>
             <wp:effectExtent l="0" t="0" r="0" b="0"/>
-            <wp:docPr id="1048" name="IM 52"/>
+            <wp:docPr id="1049" name="IM 52"/>
             <wp:cNvGraphicFramePr>
               <a:graphicFrameLocks xmlns:a="http://schemas.openxmlformats.org/drawingml/2006/main" noChangeAspect="false" noSelect="false" noResize="false" noGrp="false"/>
             </wp:cNvGraphicFramePr>
@@ -10701,7 +10703,7 @@
               <a:graphicData uri="http://schemas.openxmlformats.org/drawingml/2006/picture">
                 <pic:pic xmlns:pic="http://schemas.openxmlformats.org/drawingml/2006/picture">
                   <pic:nvPicPr>
-                    <pic:cNvPr id="23" name="IM 52"/>
+                    <pic:cNvPr id="25" name="IM 52"/>
                     <pic:cNvPicPr/>
                   </pic:nvPicPr>
                   <pic:blipFill>
@@ -11385,7 +11387,7 @@
             <wp:extent cx="1587441" cy="1085914"/>
             <wp:effectExtent l="0" t="0" r="0" b="0"/>
             <wp:wrapNone/>
-            <wp:docPr id="1049" name="IM 54"/>
+            <wp:docPr id="1050" name="IM 54"/>
             <wp:cNvGraphicFramePr>
               <a:graphicFrameLocks xmlns:a="http://schemas.openxmlformats.org/drawingml/2006/main" noChangeAspect="false" noSelect="false" noResize="false" noGrp="false"/>
             </wp:cNvGraphicFramePr>
@@ -11393,7 +11395,7 @@
               <a:graphicData uri="http://schemas.openxmlformats.org/drawingml/2006/picture">
                 <pic:pic xmlns:pic="http://schemas.openxmlformats.org/drawingml/2006/picture">
                   <pic:nvPicPr>
-                    <pic:cNvPr id="24" name="IM 54"/>
+                    <pic:cNvPr id="26" name="IM 54"/>
                     <pic:cNvPicPr/>
                   </pic:nvPicPr>
                   <pic:blipFill>
@@ -12029,9 +12031,10 @@
       <w:r>
         <w:rPr/>
         <w:pict>
-          <v:shape id="1050" type="#_x0000_t202" filled="f" stroked="f" style="position:absolute;margin-left:-1.0pt;margin-top:-3.64pt;width:31.65pt;height:12.0pt;z-index:12;mso-position-horizontal-relative:text;mso-position-vertical-relative:text;mso-width-relative:page;mso-height-relative:page;mso-wrap-distance-left:0.0pt;mso-wrap-distance-right:0.0pt;visibility:visible;">
-            <v:stroke on="f"/>
+          <v:shape id="1051" type="#_x0000_t202" filled="f" stroked="f" style="position:absolute;margin-left:-1.0pt;margin-top:-3.64pt;width:31.65pt;height:12.0pt;z-index:12;mso-position-horizontal-relative:text;mso-position-vertical-relative:text;mso-width-relative:page;mso-height-relative:page;mso-wrap-distance-left:0.0pt;mso-wrap-distance-right:0.0pt;visibility:visible;">
+            <v:stroke on="f" joinstyle="miter"/>
             <v:fill/>
+            <v:path o:connecttype="rect" gradientshapeok="t"/>
             <v:textbox inset="0.0pt,0.0pt,0.0pt,0.0pt">
               <w:txbxContent>
                 <w:p>
@@ -12313,7 +12316,7 @@
             <wp:extent cx="1543048" cy="1143017"/>
             <wp:effectExtent l="0" t="0" r="0" b="0"/>
             <wp:wrapNone/>
-            <wp:docPr id="1051" name="IM 56"/>
+            <wp:docPr id="1052" name="IM 56"/>
             <wp:cNvGraphicFramePr>
               <a:graphicFrameLocks xmlns:a="http://schemas.openxmlformats.org/drawingml/2006/main" noChangeAspect="false" noSelect="false" noResize="false" noGrp="false"/>
             </wp:cNvGraphicFramePr>
@@ -12321,7 +12324,7 @@
               <a:graphicData uri="http://schemas.openxmlformats.org/drawingml/2006/picture">
                 <pic:pic xmlns:pic="http://schemas.openxmlformats.org/drawingml/2006/picture">
                   <pic:nvPicPr>
-                    <pic:cNvPr id="25" name="IM 56"/>
+                    <pic:cNvPr id="27" name="IM 56"/>
                     <pic:cNvPicPr/>
                   </pic:nvPicPr>
                   <pic:blipFill>
@@ -13193,7 +13196,7 @@
           <wp:inline distL="0" distT="0" distB="0" distR="0">
             <wp:extent cx="1549401" cy="1130251"/>
             <wp:effectExtent l="0" t="0" r="0" b="0"/>
-            <wp:docPr id="1052" name="IM 60"/>
+            <wp:docPr id="1053" name="IM 60"/>
             <wp:cNvGraphicFramePr>
               <a:graphicFrameLocks xmlns:a="http://schemas.openxmlformats.org/drawingml/2006/main" noChangeAspect="false" noSelect="false" noResize="false" noGrp="false"/>
             </wp:cNvGraphicFramePr>
@@ -13201,7 +13204,7 @@
               <a:graphicData uri="http://schemas.openxmlformats.org/drawingml/2006/picture">
                 <pic:pic xmlns:pic="http://schemas.openxmlformats.org/drawingml/2006/picture">
                   <pic:nvPicPr>
-                    <pic:cNvPr id="26" name="IM 60"/>
+                    <pic:cNvPr id="28" name="IM 60"/>
                     <pic:cNvPicPr/>
                   </pic:nvPicPr>
                   <pic:blipFill>
@@ -13892,7 +13895,7 @@
           <wp:inline distL="0" distT="0" distB="0" distR="0">
             <wp:extent cx="1327129" cy="1098599"/>
             <wp:effectExtent l="0" t="0" r="0" b="0"/>
-            <wp:docPr id="1053" name="IM 62"/>
+            <wp:docPr id="1054" name="IM 62"/>
             <wp:cNvGraphicFramePr>
               <a:graphicFrameLocks xmlns:a="http://schemas.openxmlformats.org/drawingml/2006/main" noChangeAspect="false" noSelect="false" noResize="false" noGrp="false"/>
             </wp:cNvGraphicFramePr>
@@ -13900,7 +13903,7 @@
               <a:graphicData uri="http://schemas.openxmlformats.org/drawingml/2006/picture">
                 <pic:pic xmlns:pic="http://schemas.openxmlformats.org/drawingml/2006/picture">
                   <pic:nvPicPr>
-                    <pic:cNvPr id="27" name="IM 62"/>
+                    <pic:cNvPr id="30" name="IM 62"/>
                     <pic:cNvPicPr/>
                   </pic:nvPicPr>
                   <pic:blipFill>
@@ -14600,7 +14603,7 @@
           <wp:inline distL="0" distT="0" distB="0" distR="0">
             <wp:extent cx="1301717" cy="1054114"/>
             <wp:effectExtent l="0" t="0" r="0" b="0"/>
-            <wp:docPr id="1054" name="IM 64"/>
+            <wp:docPr id="1055" name="IM 64"/>
             <wp:cNvGraphicFramePr>
               <a:graphicFrameLocks xmlns:a="http://schemas.openxmlformats.org/drawingml/2006/main" noChangeAspect="false" noSelect="false" noResize="false" noGrp="false"/>
             </wp:cNvGraphicFramePr>
@@ -14608,7 +14611,7 @@
               <a:graphicData uri="http://schemas.openxmlformats.org/drawingml/2006/picture">
                 <pic:pic xmlns:pic="http://schemas.openxmlformats.org/drawingml/2006/picture">
                   <pic:nvPicPr>
-                    <pic:cNvPr id="28" name="IM 64"/>
+                    <pic:cNvPr id="31" name="IM 64"/>
                     <pic:cNvPicPr/>
                   </pic:nvPicPr>
                   <pic:blipFill>
@@ -14656,7 +14659,7 @@
           <wp:inline distL="0" distT="0" distB="0" distR="0">
             <wp:extent cx="1530342" cy="557960"/>
             <wp:effectExtent l="0" t="0" r="0" b="0"/>
-            <wp:docPr id="1055" name="IM 66"/>
+            <wp:docPr id="1056" name="IM 66"/>
             <wp:cNvGraphicFramePr>
               <a:graphicFrameLocks xmlns:a="http://schemas.openxmlformats.org/drawingml/2006/main" noChangeAspect="false" noSelect="false" noResize="false" noGrp="false"/>
             </wp:cNvGraphicFramePr>
@@ -14664,7 +14667,7 @@
               <a:graphicData uri="http://schemas.openxmlformats.org/drawingml/2006/picture">
                 <pic:pic xmlns:pic="http://schemas.openxmlformats.org/drawingml/2006/picture">
                   <pic:nvPicPr>
-                    <pic:cNvPr id="4" name="IM 66"/>
+                    <pic:cNvPr id="32" name="IM 66"/>
                     <pic:cNvPicPr/>
                   </pic:nvPicPr>
                   <pic:blipFill>
@@ -15129,9 +15132,10 @@
       <w:r>
         <w:rPr/>
         <w:pict>
-          <v:shape id="1056" type="#_x0000_t202" filled="f" stroked="f" style="position:absolute;margin-left:-1.0pt;margin-top:46.41pt;width:31.65pt;height:26.7pt;z-index:14;mso-position-horizontal-relative:text;mso-position-vertical-relative:text;mso-width-relative:page;mso-height-relative:page;mso-wrap-distance-left:0.0pt;mso-wrap-distance-right:0.0pt;visibility:visible;">
-            <v:stroke on="f"/>
+          <v:shape id="1057" type="#_x0000_t202" filled="f" stroked="f" style="position:absolute;margin-left:-1.0pt;margin-top:46.41pt;width:31.65pt;height:26.7pt;z-index:14;mso-position-horizontal-relative:text;mso-position-vertical-relative:text;mso-width-relative:page;mso-height-relative:page;mso-wrap-distance-left:0.0pt;mso-wrap-distance-right:0.0pt;visibility:visible;">
+            <v:stroke on="f" joinstyle="miter"/>
             <v:fill/>
+            <v:path o:connecttype="rect" gradientshapeok="t"/>
             <v:textbox inset="0.0pt,0.0pt,0.0pt,0.0pt">
               <w:txbxContent>
                 <w:p>
@@ -15437,7 +15441,7 @@
             <wp:extent cx="1562105" cy="1136601"/>
             <wp:effectExtent l="0" t="0" r="0" b="0"/>
             <wp:wrapNone/>
-            <wp:docPr id="1057" name="IM 68"/>
+            <wp:docPr id="1058" name="IM 68"/>
             <wp:cNvGraphicFramePr>
               <a:graphicFrameLocks xmlns:a="http://schemas.openxmlformats.org/drawingml/2006/main" noChangeAspect="false" noSelect="false" noResize="false" noGrp="false"/>
             </wp:cNvGraphicFramePr>
@@ -15445,7 +15449,7 @@
               <a:graphicData uri="http://schemas.openxmlformats.org/drawingml/2006/picture">
                 <pic:pic xmlns:pic="http://schemas.openxmlformats.org/drawingml/2006/picture">
                   <pic:nvPicPr>
-                    <pic:cNvPr id="29" name="IM 68"/>
+                    <pic:cNvPr id="33" name="IM 68"/>
                     <pic:cNvPicPr/>
                   </pic:nvPicPr>
                   <pic:blipFill>
@@ -16171,7 +16175,7 @@
             <wp:extent cx="1600148" cy="1187501"/>
             <wp:effectExtent l="0" t="0" r="0" b="0"/>
             <wp:wrapNone/>
-            <wp:docPr id="1058" name="IM 72"/>
+            <wp:docPr id="1059" name="IM 72"/>
             <wp:cNvGraphicFramePr>
               <a:graphicFrameLocks xmlns:a="http://schemas.openxmlformats.org/drawingml/2006/main" noChangeAspect="false" noSelect="false" noResize="false" noGrp="false"/>
             </wp:cNvGraphicFramePr>
@@ -16179,7 +16183,7 @@
               <a:graphicData uri="http://schemas.openxmlformats.org/drawingml/2006/picture">
                 <pic:pic xmlns:pic="http://schemas.openxmlformats.org/drawingml/2006/picture">
                   <pic:nvPicPr>
-                    <pic:cNvPr id="30" name="IM 72"/>
+                    <pic:cNvPr id="34" name="IM 72"/>
                     <pic:cNvPicPr/>
                   </pic:nvPicPr>
                   <pic:blipFill>
@@ -16323,7 +16327,7 @@
             <wp:extent cx="7556496" cy="10693400"/>
             <wp:effectExtent l="0" t="0" r="0" b="0"/>
             <wp:wrapNone/>
-            <wp:docPr id="1059" name="IM 74"/>
+            <wp:docPr id="1060" name="IM 74"/>
             <wp:cNvGraphicFramePr>
               <a:graphicFrameLocks xmlns:a="http://schemas.openxmlformats.org/drawingml/2006/main" noChangeAspect="false" noSelect="false" noResize="false" noGrp="false"/>
             </wp:cNvGraphicFramePr>
@@ -16331,7 +16335,7 @@
               <a:graphicData uri="http://schemas.openxmlformats.org/drawingml/2006/picture">
                 <pic:pic xmlns:pic="http://schemas.openxmlformats.org/drawingml/2006/picture">
                   <pic:nvPicPr>
-                    <pic:cNvPr id="31" name="IM 74"/>
+                    <pic:cNvPr id="36" name="IM 74"/>
                     <pic:cNvPicPr/>
                   </pic:nvPicPr>
                   <pic:blipFill>
@@ -16723,7 +16727,7 @@
             <wp:extent cx="1638264" cy="393624"/>
             <wp:effectExtent l="0" t="0" r="0" b="0"/>
             <wp:wrapNone/>
-            <wp:docPr id="1060" name="IM 76"/>
+            <wp:docPr id="1061" name="IM 76"/>
             <wp:cNvGraphicFramePr>
               <a:graphicFrameLocks xmlns:a="http://schemas.openxmlformats.org/drawingml/2006/main" noChangeAspect="false" noSelect="false" noResize="false" noGrp="false"/>
             </wp:cNvGraphicFramePr>
@@ -16731,7 +16735,7 @@
               <a:graphicData uri="http://schemas.openxmlformats.org/drawingml/2006/picture">
                 <pic:pic xmlns:pic="http://schemas.openxmlformats.org/drawingml/2006/picture">
                   <pic:nvPicPr>
-                    <pic:cNvPr id="32" name="IM 76"/>
+                    <pic:cNvPr id="37" name="IM 76"/>
                     <pic:cNvPicPr/>
                   </pic:nvPicPr>
                   <pic:blipFill>
@@ -17297,7 +17301,7 @@
             <wp:extent cx="7556496" cy="10693400"/>
             <wp:effectExtent l="0" t="0" r="0" b="0"/>
             <wp:wrapNone/>
-            <wp:docPr id="1061" name="IM 78"/>
+            <wp:docPr id="1062" name="IM 78"/>
             <wp:cNvGraphicFramePr>
               <a:graphicFrameLocks xmlns:a="http://schemas.openxmlformats.org/drawingml/2006/main" noChangeAspect="false" noSelect="false" noResize="false" noGrp="false"/>
             </wp:cNvGraphicFramePr>
@@ -17305,7 +17309,7 @@
               <a:graphicData uri="http://schemas.openxmlformats.org/drawingml/2006/picture">
                 <pic:pic xmlns:pic="http://schemas.openxmlformats.org/drawingml/2006/picture">
                   <pic:nvPicPr>
-                    <pic:cNvPr id="33" name="IM 78"/>
+                    <pic:cNvPr id="38" name="IM 78"/>
                     <pic:cNvPicPr/>
                   </pic:nvPicPr>
                   <pic:blipFill>
@@ -18007,7 +18011,7 @@
           <wp:inline distL="0" distT="0" distB="0" distR="0">
             <wp:extent cx="1320776" cy="1098599"/>
             <wp:effectExtent l="0" t="0" r="0" b="0"/>
-            <wp:docPr id="1062" name="IM 80"/>
+            <wp:docPr id="1063" name="IM 80"/>
             <wp:cNvGraphicFramePr>
               <a:graphicFrameLocks xmlns:a="http://schemas.openxmlformats.org/drawingml/2006/main" noChangeAspect="false" noSelect="false" noResize="false" noGrp="false"/>
             </wp:cNvGraphicFramePr>
@@ -18015,7 +18019,7 @@
               <a:graphicData uri="http://schemas.openxmlformats.org/drawingml/2006/picture">
                 <pic:pic xmlns:pic="http://schemas.openxmlformats.org/drawingml/2006/picture">
                   <pic:nvPicPr>
-                    <pic:cNvPr id="34" name="IM 80"/>
+                    <pic:cNvPr id="39" name="IM 80"/>
                     <pic:cNvPicPr/>
                   </pic:nvPicPr>
                   <pic:blipFill>
@@ -18317,7 +18321,7 @@
             <wp:extent cx="1225560" cy="1244605"/>
             <wp:effectExtent l="0" t="0" r="0" b="0"/>
             <wp:wrapNone/>
-            <wp:docPr id="1063" name="IM 82"/>
+            <wp:docPr id="1064" name="IM 82"/>
             <wp:cNvGraphicFramePr>
               <a:graphicFrameLocks xmlns:a="http://schemas.openxmlformats.org/drawingml/2006/main" noChangeAspect="false" noSelect="false" noResize="false" noGrp="false"/>
             </wp:cNvGraphicFramePr>
@@ -18325,7 +18329,7 @@
               <a:graphicData uri="http://schemas.openxmlformats.org/drawingml/2006/picture">
                 <pic:pic xmlns:pic="http://schemas.openxmlformats.org/drawingml/2006/picture">
                   <pic:nvPicPr>
-                    <pic:cNvPr id="35" name="IM 82"/>
+                    <pic:cNvPr id="40" name="IM 82"/>
                     <pic:cNvPicPr/>
                   </pic:nvPicPr>
                   <pic:blipFill>
@@ -18786,7 +18790,7 @@
           <wp:inline distL="0" distT="0" distB="0" distR="0">
             <wp:extent cx="1320776" cy="1098599"/>
             <wp:effectExtent l="0" t="0" r="0" b="0"/>
-            <wp:docPr id="1064" name="IM 84"/>
+            <wp:docPr id="1065" name="IM 84"/>
             <wp:cNvGraphicFramePr>
               <a:graphicFrameLocks xmlns:a="http://schemas.openxmlformats.org/drawingml/2006/main" noChangeAspect="false" noSelect="false" noResize="false" noGrp="false"/>
             </wp:cNvGraphicFramePr>
@@ -18794,7 +18798,7 @@
               <a:graphicData uri="http://schemas.openxmlformats.org/drawingml/2006/picture">
                 <pic:pic xmlns:pic="http://schemas.openxmlformats.org/drawingml/2006/picture">
                   <pic:nvPicPr>
-                    <pic:cNvPr id="36" name="IM 84"/>
+                    <pic:cNvPr id="41" name="IM 84"/>
                     <pic:cNvPicPr/>
                   </pic:nvPicPr>
                   <pic:blipFill>
@@ -19534,7 +19538,7 @@
           <wp:inline distL="0" distT="0" distB="0" distR="0">
             <wp:extent cx="1320776" cy="1073148"/>
             <wp:effectExtent l="0" t="0" r="0" b="0"/>
-            <wp:docPr id="1065" name="IM 86"/>
+            <wp:docPr id="1066" name="IM 86"/>
             <wp:cNvGraphicFramePr>
               <a:graphicFrameLocks xmlns:a="http://schemas.openxmlformats.org/drawingml/2006/main" noChangeAspect="false" noSelect="false" noResize="false" noGrp="false"/>
             </wp:cNvGraphicFramePr>
@@ -19542,7 +19546,7 @@
               <a:graphicData uri="http://schemas.openxmlformats.org/drawingml/2006/picture">
                 <pic:pic xmlns:pic="http://schemas.openxmlformats.org/drawingml/2006/picture">
                   <pic:nvPicPr>
-                    <pic:cNvPr id="37" name="IM 86"/>
+                    <pic:cNvPr id="42" name="IM 86"/>
                     <pic:cNvPicPr/>
                   </pic:nvPicPr>
                   <pic:blipFill>
@@ -19590,7 +19594,7 @@
           <wp:inline distL="0" distT="0" distB="0" distR="0">
             <wp:extent cx="1530342" cy="557960"/>
             <wp:effectExtent l="0" t="0" r="0" b="0"/>
-            <wp:docPr id="1066" name="IM 88"/>
+            <wp:docPr id="1067" name="IM 88"/>
             <wp:cNvGraphicFramePr>
               <a:graphicFrameLocks xmlns:a="http://schemas.openxmlformats.org/drawingml/2006/main" noChangeAspect="false" noSelect="false" noResize="false" noGrp="false"/>
             </wp:cNvGraphicFramePr>
@@ -19598,7 +19602,7 @@
               <a:graphicData uri="http://schemas.openxmlformats.org/drawingml/2006/picture">
                 <pic:pic xmlns:pic="http://schemas.openxmlformats.org/drawingml/2006/picture">
                   <pic:nvPicPr>
-                    <pic:cNvPr id="13" name="IM 88"/>
+                    <pic:cNvPr id="43" name="IM 88"/>
                     <pic:cNvPicPr/>
                   </pic:nvPicPr>
                   <pic:blipFill>
@@ -20356,7 +20360,7 @@
           <wp:inline distL="0" distT="0" distB="0" distR="0">
             <wp:extent cx="1301717" cy="1060530"/>
             <wp:effectExtent l="0" t="0" r="0" b="0"/>
-            <wp:docPr id="1067" name="IM 90"/>
+            <wp:docPr id="1068" name="IM 90"/>
             <wp:cNvGraphicFramePr>
               <a:graphicFrameLocks xmlns:a="http://schemas.openxmlformats.org/drawingml/2006/main" noChangeAspect="false" noSelect="false" noResize="false" noGrp="false"/>
             </wp:cNvGraphicFramePr>
@@ -20364,7 +20368,7 @@
               <a:graphicData uri="http://schemas.openxmlformats.org/drawingml/2006/picture">
                 <pic:pic xmlns:pic="http://schemas.openxmlformats.org/drawingml/2006/picture">
                   <pic:nvPicPr>
-                    <pic:cNvPr id="38" name="IM 90"/>
+                    <pic:cNvPr id="44" name="IM 90"/>
                     <pic:cNvPicPr/>
                   </pic:nvPicPr>
                   <pic:blipFill>
@@ -21081,7 +21085,7 @@
           <wp:inline distL="0" distT="0" distB="0" distR="0">
             <wp:extent cx="1441403" cy="1136667"/>
             <wp:effectExtent l="0" t="0" r="0" b="0"/>
-            <wp:docPr id="1068" name="IM 94"/>
+            <wp:docPr id="1069" name="IM 94"/>
             <wp:cNvGraphicFramePr>
               <a:graphicFrameLocks xmlns:a="http://schemas.openxmlformats.org/drawingml/2006/main" noChangeAspect="false" noSelect="false" noResize="false" noGrp="false"/>
             </wp:cNvGraphicFramePr>
@@ -21089,7 +21093,7 @@
               <a:graphicData uri="http://schemas.openxmlformats.org/drawingml/2006/picture">
                 <pic:pic xmlns:pic="http://schemas.openxmlformats.org/drawingml/2006/picture">
                   <pic:nvPicPr>
-                    <pic:cNvPr id="39" name="IM 94"/>
+                    <pic:cNvPr id="45" name="IM 94"/>
                     <pic:cNvPicPr/>
                   </pic:nvPicPr>
                   <pic:blipFill>
@@ -21560,9 +21564,10 @@
       <w:r>
         <w:rPr/>
         <w:pict>
-          <v:shape id="1069" type="#_x0000_t202" filled="f" stroked="f" style="position:absolute;margin-left:-1.0pt;margin-top:29.17pt;width:24.15pt;height:12.0pt;z-index:21;mso-position-horizontal-relative:text;mso-position-vertical-relative:text;mso-width-relative:page;mso-height-relative:page;mso-wrap-distance-left:0.0pt;mso-wrap-distance-right:0.0pt;visibility:visible;">
-            <v:stroke on="f"/>
+          <v:shape id="1070" type="#_x0000_t202" filled="f" stroked="f" style="position:absolute;margin-left:-1.0pt;margin-top:29.17pt;width:24.15pt;height:12.0pt;z-index:21;mso-position-horizontal-relative:text;mso-position-vertical-relative:text;mso-width-relative:page;mso-height-relative:page;mso-wrap-distance-left:0.0pt;mso-wrap-distance-right:0.0pt;visibility:visible;">
+            <v:stroke on="f" joinstyle="miter"/>
             <v:fill/>
+            <v:path o:connecttype="rect" gradientshapeok="t"/>
             <v:textbox inset="0.0pt,0.0pt,0.0pt,0.0pt">
               <w:txbxContent>
                 <w:p>
@@ -21814,7 +21819,7 @@
             <wp:extent cx="1593794" cy="1117567"/>
             <wp:effectExtent l="0" t="0" r="0" b="0"/>
             <wp:wrapNone/>
-            <wp:docPr id="1070" name="IM 98"/>
+            <wp:docPr id="1071" name="IM 98"/>
             <wp:cNvGraphicFramePr>
               <a:graphicFrameLocks xmlns:a="http://schemas.openxmlformats.org/drawingml/2006/main" noChangeAspect="false" noSelect="false" noResize="false" noGrp="false"/>
             </wp:cNvGraphicFramePr>
@@ -21822,7 +21827,7 @@
               <a:graphicData uri="http://schemas.openxmlformats.org/drawingml/2006/picture">
                 <pic:pic xmlns:pic="http://schemas.openxmlformats.org/drawingml/2006/picture">
                   <pic:nvPicPr>
-                    <pic:cNvPr id="41" name="IM 98"/>
+                    <pic:cNvPr id="47" name="IM 98"/>
                     <pic:cNvPicPr/>
                   </pic:nvPicPr>
                   <pic:blipFill>
@@ -22315,9 +22320,10 @@
       <w:r>
         <w:rPr/>
         <w:pict>
-          <v:shape id="1071" type="#_x0000_t202" filled="f" stroked="f" style="position:absolute;margin-left:-1.0pt;margin-top:14.91pt;width:38.2pt;height:26.7pt;z-index:22;mso-position-horizontal-relative:text;mso-position-vertical-relative:text;mso-width-relative:page;mso-height-relative:page;mso-wrap-distance-left:0.0pt;mso-wrap-distance-right:0.0pt;visibility:visible;">
-            <v:stroke on="f"/>
+          <v:shape id="1072" type="#_x0000_t202" filled="f" stroked="f" style="position:absolute;margin-left:-1.0pt;margin-top:14.91pt;width:38.2pt;height:26.7pt;z-index:22;mso-position-horizontal-relative:text;mso-position-vertical-relative:text;mso-width-relative:page;mso-height-relative:page;mso-wrap-distance-left:0.0pt;mso-wrap-distance-right:0.0pt;visibility:visible;">
+            <v:stroke on="f" joinstyle="miter"/>
             <v:fill/>
+            <v:path o:connecttype="rect" gradientshapeok="t"/>
             <v:textbox inset="0.0pt,0.0pt,0.0pt,0.0pt">
               <w:txbxContent>
                 <w:p>
@@ -22611,7 +22617,7 @@
           <wp:inline distL="0" distT="0" distB="0" distR="0">
             <wp:extent cx="1333481" cy="1130358"/>
             <wp:effectExtent l="0" t="0" r="0" b="0"/>
-            <wp:docPr id="1072" name="IM 100"/>
+            <wp:docPr id="1073" name="IM 100"/>
             <wp:cNvGraphicFramePr>
               <a:graphicFrameLocks xmlns:a="http://schemas.openxmlformats.org/drawingml/2006/main" noChangeAspect="false" noSelect="false" noResize="false" noGrp="false"/>
             </wp:cNvGraphicFramePr>
@@ -22619,7 +22625,7 @@
               <a:graphicData uri="http://schemas.openxmlformats.org/drawingml/2006/picture">
                 <pic:pic xmlns:pic="http://schemas.openxmlformats.org/drawingml/2006/picture">
                   <pic:nvPicPr>
-                    <pic:cNvPr id="43" name="IM 100"/>
+                    <pic:cNvPr id="49" name="IM 100"/>
                     <pic:cNvPicPr/>
                   </pic:nvPicPr>
                   <pic:blipFill>
@@ -22714,7 +22720,7 @@
             <wp:extent cx="7556496" cy="10693400"/>
             <wp:effectExtent l="0" t="0" r="0" b="0"/>
             <wp:wrapNone/>
-            <wp:docPr id="1073" name="IM 102"/>
+            <wp:docPr id="1074" name="IM 102"/>
             <wp:cNvGraphicFramePr>
               <a:graphicFrameLocks xmlns:a="http://schemas.openxmlformats.org/drawingml/2006/main" noChangeAspect="false" noSelect="false" noResize="false" noGrp="false"/>
             </wp:cNvGraphicFramePr>
@@ -22722,7 +22728,7 @@
               <a:graphicData uri="http://schemas.openxmlformats.org/drawingml/2006/picture">
                 <pic:pic xmlns:pic="http://schemas.openxmlformats.org/drawingml/2006/picture">
                   <pic:nvPicPr>
-                    <pic:cNvPr id="44" name="IM 102"/>
+                    <pic:cNvPr id="50" name="IM 102"/>
                     <pic:cNvPicPr/>
                   </pic:nvPicPr>
                   <pic:blipFill>
@@ -23227,7 +23233,7 @@
           <wp:inline distL="0" distT="0" distB="0" distR="0">
             <wp:extent cx="1530342" cy="557960"/>
             <wp:effectExtent l="0" t="0" r="0" b="0"/>
-            <wp:docPr id="1074" name="IM 104"/>
+            <wp:docPr id="1075" name="IM 104"/>
             <wp:cNvGraphicFramePr>
               <a:graphicFrameLocks xmlns:a="http://schemas.openxmlformats.org/drawingml/2006/main" noChangeAspect="false" noSelect="false" noResize="false" noGrp="false"/>
             </wp:cNvGraphicFramePr>
@@ -23235,7 +23241,7 @@
               <a:graphicData uri="http://schemas.openxmlformats.org/drawingml/2006/picture">
                 <pic:pic xmlns:pic="http://schemas.openxmlformats.org/drawingml/2006/picture">
                   <pic:nvPicPr>
-                    <pic:cNvPr id="4" name="IM 104"/>
+                    <pic:cNvPr id="32" name="IM 104"/>
                     <pic:cNvPicPr/>
                   </pic:nvPicPr>
                   <pic:blipFill>
@@ -24053,7 +24059,7 @@
           <wp:inline distL="0" distT="0" distB="0" distR="0">
             <wp:extent cx="1327129" cy="1130358"/>
             <wp:effectExtent l="0" t="0" r="0" b="0"/>
-            <wp:docPr id="1075" name="IM 106"/>
+            <wp:docPr id="1076" name="IM 106"/>
             <wp:cNvGraphicFramePr>
               <a:graphicFrameLocks xmlns:a="http://schemas.openxmlformats.org/drawingml/2006/main" noChangeAspect="false" noSelect="false" noResize="false" noGrp="false"/>
             </wp:cNvGraphicFramePr>
@@ -24061,7 +24067,7 @@
               <a:graphicData uri="http://schemas.openxmlformats.org/drawingml/2006/picture">
                 <pic:pic xmlns:pic="http://schemas.openxmlformats.org/drawingml/2006/picture">
                   <pic:nvPicPr>
-                    <pic:cNvPr id="45" name="IM 106"/>
+                    <pic:cNvPr id="51" name="IM 106"/>
                     <pic:cNvPicPr/>
                   </pic:nvPicPr>
                   <pic:blipFill>
@@ -24830,7 +24836,7 @@
           <wp:inline distL="0" distT="0" distB="0" distR="0">
             <wp:extent cx="1327129" cy="1142976"/>
             <wp:effectExtent l="0" t="0" r="0" b="0"/>
-            <wp:docPr id="1076" name="IM 108"/>
+            <wp:docPr id="1077" name="IM 108"/>
             <wp:cNvGraphicFramePr>
               <a:graphicFrameLocks xmlns:a="http://schemas.openxmlformats.org/drawingml/2006/main" noChangeAspect="false" noSelect="false" noResize="false" noGrp="false"/>
             </wp:cNvGraphicFramePr>
@@ -24838,7 +24844,7 @@
               <a:graphicData uri="http://schemas.openxmlformats.org/drawingml/2006/picture">
                 <pic:pic xmlns:pic="http://schemas.openxmlformats.org/drawingml/2006/picture">
                   <pic:nvPicPr>
-                    <pic:cNvPr id="46" name="IM 108"/>
+                    <pic:cNvPr id="52" name="IM 108"/>
                     <pic:cNvPicPr/>
                   </pic:nvPicPr>
                   <pic:blipFill>
@@ -25076,7 +25082,7 @@
             <wp:extent cx="2578099" cy="336521"/>
             <wp:effectExtent l="0" t="0" r="0" b="0"/>
             <wp:wrapNone/>
-            <wp:docPr id="1077" name="IM 112"/>
+            <wp:docPr id="1078" name="IM 112"/>
             <wp:cNvGraphicFramePr>
               <a:graphicFrameLocks xmlns:a="http://schemas.openxmlformats.org/drawingml/2006/main" noChangeAspect="false" noSelect="false" noResize="false" noGrp="false"/>
             </wp:cNvGraphicFramePr>
@@ -25084,7 +25090,7 @@
               <a:graphicData uri="http://schemas.openxmlformats.org/drawingml/2006/picture">
                 <pic:pic xmlns:pic="http://schemas.openxmlformats.org/drawingml/2006/picture">
                   <pic:nvPicPr>
-                    <pic:cNvPr id="47" name="IM 112"/>
+                    <pic:cNvPr id="53" name="IM 112"/>
                     <pic:cNvPicPr/>
                   </pic:nvPicPr>
                   <pic:blipFill>
@@ -25332,9 +25338,10 @@
       <w:r>
         <w:rPr/>
         <w:pict>
-          <v:shape id="1078" type="#_x0000_t202" filled="f" stroked="f" style="position:absolute;margin-left:-1.0pt;margin-top:-1.78pt;width:24.15pt;height:12.0pt;z-index:25;mso-position-horizontal-relative:text;mso-position-vertical-relative:text;mso-width-relative:page;mso-height-relative:page;mso-wrap-distance-left:0.0pt;mso-wrap-distance-right:0.0pt;visibility:visible;">
-            <v:stroke on="f"/>
+          <v:shape id="1079" type="#_x0000_t202" filled="f" stroked="f" style="position:absolute;margin-left:-1.0pt;margin-top:-1.78pt;width:24.15pt;height:12.0pt;z-index:25;mso-position-horizontal-relative:text;mso-position-vertical-relative:text;mso-width-relative:page;mso-height-relative:page;mso-wrap-distance-left:0.0pt;mso-wrap-distance-right:0.0pt;visibility:visible;">
+            <v:stroke on="f" joinstyle="miter"/>
             <v:fill/>
+            <v:path o:connecttype="rect" gradientshapeok="t"/>
             <v:textbox inset="0.0pt,0.0pt,0.0pt,0.0pt">
               <w:txbxContent>
                 <w:p>
@@ -25560,7 +25567,7 @@
           <wp:inline distL="0" distT="0" distB="0" distR="0">
             <wp:extent cx="1327129" cy="1066839"/>
             <wp:effectExtent l="0" t="0" r="0" b="0"/>
-            <wp:docPr id="1079" name="IM 114"/>
+            <wp:docPr id="1080" name="IM 114"/>
             <wp:cNvGraphicFramePr>
               <a:graphicFrameLocks xmlns:a="http://schemas.openxmlformats.org/drawingml/2006/main" noChangeAspect="false" noSelect="false" noResize="false" noGrp="false"/>
             </wp:cNvGraphicFramePr>
@@ -25568,7 +25575,7 @@
               <a:graphicData uri="http://schemas.openxmlformats.org/drawingml/2006/picture">
                 <pic:pic xmlns:pic="http://schemas.openxmlformats.org/drawingml/2006/picture">
                   <pic:nvPicPr>
-                    <pic:cNvPr id="48" name="IM 114"/>
+                    <pic:cNvPr id="54" name="IM 114"/>
                     <pic:cNvPicPr/>
                   </pic:nvPicPr>
                   <pic:blipFill>
@@ -26253,7 +26260,7 @@
           <wp:inline distL="0" distT="0" distB="0" distR="0">
             <wp:extent cx="1409639" cy="1136667"/>
             <wp:effectExtent l="0" t="0" r="0" b="0"/>
-            <wp:docPr id="1080" name="IM 118"/>
+            <wp:docPr id="1081" name="IM 118"/>
             <wp:cNvGraphicFramePr>
               <a:graphicFrameLocks xmlns:a="http://schemas.openxmlformats.org/drawingml/2006/main" noChangeAspect="false" noSelect="false" noResize="false" noGrp="false"/>
             </wp:cNvGraphicFramePr>
@@ -26261,7 +26268,7 @@
               <a:graphicData uri="http://schemas.openxmlformats.org/drawingml/2006/picture">
                 <pic:pic xmlns:pic="http://schemas.openxmlformats.org/drawingml/2006/picture">
                   <pic:nvPicPr>
-                    <pic:cNvPr id="49" name="IM 118"/>
+                    <pic:cNvPr id="56" name="IM 118"/>
                     <pic:cNvPicPr/>
                   </pic:nvPicPr>
                   <pic:blipFill>
@@ -26353,7 +26360,7 @@
             <wp:extent cx="7556496" cy="10693400"/>
             <wp:effectExtent l="0" t="0" r="0" b="0"/>
             <wp:wrapNone/>
-            <wp:docPr id="1081" name="IM 120"/>
+            <wp:docPr id="1082" name="IM 120"/>
             <wp:cNvGraphicFramePr>
               <a:graphicFrameLocks xmlns:a="http://schemas.openxmlformats.org/drawingml/2006/main" noChangeAspect="false" noSelect="false" noResize="false" noGrp="false"/>
             </wp:cNvGraphicFramePr>
@@ -26361,7 +26368,7 @@
               <a:graphicData uri="http://schemas.openxmlformats.org/drawingml/2006/picture">
                 <pic:pic xmlns:pic="http://schemas.openxmlformats.org/drawingml/2006/picture">
                   <pic:nvPicPr>
-                    <pic:cNvPr id="50" name="IM 120"/>
+                    <pic:cNvPr id="58" name="IM 120"/>
                     <pic:cNvPicPr/>
                   </pic:nvPicPr>
                   <pic:blipFill>
@@ -28178,7 +28185,7 @@
           <wp:inline distL="0" distT="0" distB="0" distR="0">
             <wp:extent cx="1333481" cy="1079457"/>
             <wp:effectExtent l="0" t="0" r="0" b="0"/>
-            <wp:docPr id="1082" name="IM 124"/>
+            <wp:docPr id="1083" name="IM 124"/>
             <wp:cNvGraphicFramePr>
               <a:graphicFrameLocks xmlns:a="http://schemas.openxmlformats.org/drawingml/2006/main" noChangeAspect="false" noSelect="false" noResize="false" noGrp="false"/>
             </wp:cNvGraphicFramePr>
@@ -28186,7 +28193,7 @@
               <a:graphicData uri="http://schemas.openxmlformats.org/drawingml/2006/picture">
                 <pic:pic xmlns:pic="http://schemas.openxmlformats.org/drawingml/2006/picture">
                   <pic:nvPicPr>
-                    <pic:cNvPr id="51" name="IM 124"/>
+                    <pic:cNvPr id="59" name="IM 124"/>
                     <pic:cNvPicPr/>
                   </pic:nvPicPr>
                   <pic:blipFill>
@@ -28748,10 +28755,10 @@
             <wp:positionV relativeFrom="paragraph">
               <wp:posOffset>115571</wp:posOffset>
             </wp:positionV>
-            <wp:extent cx="25410" cy="31758"/>
+            <wp:extent cx="25410" cy="31757"/>
             <wp:effectExtent l="0" t="0" r="0" b="0"/>
             <wp:wrapNone/>
-            <wp:docPr id="1083" name="IM 128"/>
+            <wp:docPr id="1084" name="IM 128"/>
             <wp:cNvGraphicFramePr>
               <a:graphicFrameLocks xmlns:a="http://schemas.openxmlformats.org/drawingml/2006/main" noChangeAspect="false" noSelect="false" noResize="false" noGrp="false"/>
             </wp:cNvGraphicFramePr>
@@ -28759,7 +28766,7 @@
               <a:graphicData uri="http://schemas.openxmlformats.org/drawingml/2006/picture">
                 <pic:pic xmlns:pic="http://schemas.openxmlformats.org/drawingml/2006/picture">
                   <pic:nvPicPr>
-                    <pic:cNvPr id="52" name="IM 128"/>
+                    <pic:cNvPr id="61" name="IM 128"/>
                     <pic:cNvPicPr/>
                   </pic:nvPicPr>
                   <pic:blipFill>
@@ -28770,7 +28777,7 @@
                   <pic:spPr>
                     <a:xfrm rot="0">
                       <a:off x="0" y="0"/>
-                      <a:ext cx="25410" cy="31758"/>
+                      <a:ext cx="25410" cy="31757"/>
                     </a:xfrm>
                     <a:prstGeom prst="rect"/>
                   </pic:spPr>
@@ -28951,9 +28958,10 @@
       <w:r>
         <w:rPr/>
         <w:pict>
-          <v:shape id="1084" type="#_x0000_t202" filled="f" stroked="f" style="position:absolute;margin-left:-1.0pt;margin-top:2.71pt;width:30.65pt;height:12.0pt;z-index:27;mso-position-horizontal-relative:text;mso-position-vertical-relative:text;mso-width-relative:page;mso-height-relative:page;mso-wrap-distance-left:0.0pt;mso-wrap-distance-right:0.0pt;visibility:visible;">
-            <v:stroke on="f"/>
+          <v:shape id="1085" type="#_x0000_t202" filled="f" stroked="f" style="position:absolute;margin-left:-1.0pt;margin-top:2.71pt;width:30.65pt;height:12.0pt;z-index:27;mso-position-horizontal-relative:text;mso-position-vertical-relative:text;mso-width-relative:page;mso-height-relative:page;mso-wrap-distance-left:0.0pt;mso-wrap-distance-right:0.0pt;visibility:visible;">
+            <v:stroke on="f" joinstyle="miter"/>
             <v:fill/>
+            <v:path o:connecttype="rect" gradientshapeok="t"/>
             <v:textbox inset="0.0pt,0.0pt,0.0pt,0.0pt">
               <w:txbxContent>
                 <w:p>
@@ -29275,7 +29283,7 @@
           <wp:inline distL="0" distT="0" distB="0" distR="0">
             <wp:extent cx="1352540" cy="1104908"/>
             <wp:effectExtent l="0" t="0" r="0" b="0"/>
-            <wp:docPr id="1085" name="IM 130"/>
+            <wp:docPr id="1086" name="IM 130"/>
             <wp:cNvGraphicFramePr>
               <a:graphicFrameLocks xmlns:a="http://schemas.openxmlformats.org/drawingml/2006/main" noChangeAspect="false" noSelect="false" noResize="false" noGrp="false"/>
             </wp:cNvGraphicFramePr>
@@ -29283,7 +29291,7 @@
               <a:graphicData uri="http://schemas.openxmlformats.org/drawingml/2006/picture">
                 <pic:pic xmlns:pic="http://schemas.openxmlformats.org/drawingml/2006/picture">
                   <pic:nvPicPr>
-                    <pic:cNvPr id="53" name="IM 130"/>
+                    <pic:cNvPr id="62" name="IM 130"/>
                     <pic:cNvPicPr/>
                   </pic:nvPicPr>
                   <pic:blipFill>
@@ -29647,7 +29655,7 @@
             <wp:extent cx="1250970" cy="1244604"/>
             <wp:effectExtent l="0" t="0" r="0" b="0"/>
             <wp:wrapNone/>
-            <wp:docPr id="1086" name="IM 132"/>
+            <wp:docPr id="1087" name="IM 132"/>
             <wp:cNvGraphicFramePr>
               <a:graphicFrameLocks xmlns:a="http://schemas.openxmlformats.org/drawingml/2006/main" noChangeAspect="false" noSelect="false" noResize="false" noGrp="false"/>
             </wp:cNvGraphicFramePr>
@@ -29655,7 +29663,7 @@
               <a:graphicData uri="http://schemas.openxmlformats.org/drawingml/2006/picture">
                 <pic:pic xmlns:pic="http://schemas.openxmlformats.org/drawingml/2006/picture">
                   <pic:nvPicPr>
-                    <pic:cNvPr id="55" name="IM 132"/>
+                    <pic:cNvPr id="64" name="IM 132"/>
                     <pic:cNvPicPr/>
                   </pic:nvPicPr>
                   <pic:blipFill>
@@ -30390,7 +30398,7 @@
           <wp:inline distL="0" distT="0" distB="0" distR="0">
             <wp:extent cx="1403286" cy="1111217"/>
             <wp:effectExtent l="0" t="0" r="0" b="0"/>
-            <wp:docPr id="1087" name="IM 134"/>
+            <wp:docPr id="1088" name="IM 134"/>
             <wp:cNvGraphicFramePr>
               <a:graphicFrameLocks xmlns:a="http://schemas.openxmlformats.org/drawingml/2006/main" noChangeAspect="false" noSelect="false" noResize="false" noGrp="false"/>
             </wp:cNvGraphicFramePr>
@@ -30398,7 +30406,7 @@
               <a:graphicData uri="http://schemas.openxmlformats.org/drawingml/2006/picture">
                 <pic:pic xmlns:pic="http://schemas.openxmlformats.org/drawingml/2006/picture">
                   <pic:nvPicPr>
-                    <pic:cNvPr id="56" name="IM 134"/>
+                    <pic:cNvPr id="65" name="IM 134"/>
                     <pic:cNvPicPr/>
                   </pic:nvPicPr>
                   <pic:blipFill>
@@ -31177,9 +31185,10 @@
       <w:r>
         <w:rPr/>
         <w:pict>
-          <v:shape id="1088" type="#_x0000_t202" filled="f" stroked="f" style="position:absolute;margin-left:-1.0pt;margin-top:15.12pt;width:10.0pt;height:10.1pt;z-index:30;mso-position-horizontal-relative:text;mso-position-vertical-relative:text;mso-width-relative:page;mso-height-relative:page;mso-wrap-distance-left:0.0pt;mso-wrap-distance-right:0.0pt;visibility:visible;">
-            <v:stroke on="f"/>
+          <v:shape id="1089" type="#_x0000_t202" filled="f" stroked="f" style="position:absolute;margin-left:-1.0pt;margin-top:15.12pt;width:10.0pt;height:10.1pt;z-index:30;mso-position-horizontal-relative:text;mso-position-vertical-relative:text;mso-width-relative:page;mso-height-relative:page;mso-wrap-distance-left:0.0pt;mso-wrap-distance-right:0.0pt;visibility:visible;">
+            <v:stroke on="f" joinstyle="miter"/>
             <v:fill/>
+            <v:path o:connecttype="rect" gradientshapeok="t"/>
             <v:textbox inset="0.0pt,0.0pt,0.0pt,0.0pt">
               <w:txbxContent>
                 <w:p>
@@ -31595,7 +31604,7 @@
           <wp:inline distL="0" distT="0" distB="0" distR="0">
             <wp:extent cx="1587442" cy="1064062"/>
             <wp:effectExtent l="0" t="0" r="0" b="0"/>
-            <wp:docPr id="1089" name="IM 136"/>
+            <wp:docPr id="1090" name="IM 136"/>
             <wp:cNvGraphicFramePr>
               <a:graphicFrameLocks xmlns:a="http://schemas.openxmlformats.org/drawingml/2006/main" noChangeAspect="false" noSelect="false" noResize="false" noGrp="false"/>
             </wp:cNvGraphicFramePr>
@@ -31603,7 +31612,7 @@
               <a:graphicData uri="http://schemas.openxmlformats.org/drawingml/2006/picture">
                 <pic:pic xmlns:pic="http://schemas.openxmlformats.org/drawingml/2006/picture">
                   <pic:nvPicPr>
-                    <pic:cNvPr id="57" name="IM 136"/>
+                    <pic:cNvPr id="66" name="IM 136"/>
                     <pic:cNvPicPr/>
                   </pic:nvPicPr>
                   <pic:blipFill>
@@ -32527,7 +32536,7 @@
           <wp:inline distL="0" distT="0" distB="0" distR="0">
             <wp:extent cx="1339834" cy="1104908"/>
             <wp:effectExtent l="0" t="0" r="0" b="0"/>
-            <wp:docPr id="1090" name="IM 138"/>
+            <wp:docPr id="1091" name="IM 138"/>
             <wp:cNvGraphicFramePr>
               <a:graphicFrameLocks xmlns:a="http://schemas.openxmlformats.org/drawingml/2006/main" noChangeAspect="false" noSelect="false" noResize="false" noGrp="false"/>
             </wp:cNvGraphicFramePr>
@@ -32535,7 +32544,7 @@
               <a:graphicData uri="http://schemas.openxmlformats.org/drawingml/2006/picture">
                 <pic:pic xmlns:pic="http://schemas.openxmlformats.org/drawingml/2006/picture">
                   <pic:nvPicPr>
-                    <pic:cNvPr id="58" name="IM 138"/>
+                    <pic:cNvPr id="67" name="IM 138"/>
                     <pic:cNvPicPr/>
                   </pic:nvPicPr>
                   <pic:blipFill>
@@ -33586,7 +33595,7 @@
           <wp:inline distL="0" distT="0" distB="0" distR="0">
             <wp:extent cx="1320776" cy="1092183"/>
             <wp:effectExtent l="0" t="0" r="0" b="0"/>
-            <wp:docPr id="1091" name="IM 140"/>
+            <wp:docPr id="1092" name="IM 140"/>
             <wp:cNvGraphicFramePr>
               <a:graphicFrameLocks xmlns:a="http://schemas.openxmlformats.org/drawingml/2006/main" noChangeAspect="false" noSelect="false" noResize="false" noGrp="false"/>
             </wp:cNvGraphicFramePr>
@@ -33594,7 +33603,7 @@
               <a:graphicData uri="http://schemas.openxmlformats.org/drawingml/2006/picture">
                 <pic:pic xmlns:pic="http://schemas.openxmlformats.org/drawingml/2006/picture">
                   <pic:nvPicPr>
-                    <pic:cNvPr id="59" name="IM 140"/>
+                    <pic:cNvPr id="68" name="IM 140"/>
                     <pic:cNvPicPr/>
                   </pic:nvPicPr>
                   <pic:blipFill>
@@ -33642,7 +33651,7 @@
           <wp:inline distL="0" distT="0" distB="0" distR="0">
             <wp:extent cx="1530342" cy="557960"/>
             <wp:effectExtent l="0" t="0" r="0" b="0"/>
-            <wp:docPr id="1092" name="IM 142"/>
+            <wp:docPr id="1093" name="IM 142"/>
             <wp:cNvGraphicFramePr>
               <a:graphicFrameLocks xmlns:a="http://schemas.openxmlformats.org/drawingml/2006/main" noChangeAspect="false" noSelect="false" noResize="false" noGrp="false"/>
             </wp:cNvGraphicFramePr>
@@ -33650,7 +33659,7 @@
               <a:graphicData uri="http://schemas.openxmlformats.org/drawingml/2006/picture">
                 <pic:pic xmlns:pic="http://schemas.openxmlformats.org/drawingml/2006/picture">
                   <pic:nvPicPr>
-                    <pic:cNvPr id="13" name="IM 142"/>
+                    <pic:cNvPr id="43" name="IM 142"/>
                     <pic:cNvPicPr/>
                   </pic:nvPicPr>
                   <pic:blipFill>
@@ -34357,7 +34366,7 @@
           <wp:inline distL="0" distT="0" distB="0" distR="0">
             <wp:extent cx="1301717" cy="1066839"/>
             <wp:effectExtent l="0" t="0" r="0" b="0"/>
-            <wp:docPr id="1093" name="IM 144"/>
+            <wp:docPr id="1094" name="IM 144"/>
             <wp:cNvGraphicFramePr>
               <a:graphicFrameLocks xmlns:a="http://schemas.openxmlformats.org/drawingml/2006/main" noChangeAspect="false" noSelect="false" noResize="false" noGrp="false"/>
             </wp:cNvGraphicFramePr>
@@ -34365,7 +34374,7 @@
               <a:graphicData uri="http://schemas.openxmlformats.org/drawingml/2006/picture">
                 <pic:pic xmlns:pic="http://schemas.openxmlformats.org/drawingml/2006/picture">
                   <pic:nvPicPr>
-                    <pic:cNvPr id="60" name="IM 144"/>
+                    <pic:cNvPr id="69" name="IM 144"/>
                     <pic:cNvPicPr/>
                   </pic:nvPicPr>
                   <pic:blipFill>
@@ -34459,7 +34468,7 @@
             <wp:extent cx="7556496" cy="10693400"/>
             <wp:effectExtent l="0" t="0" r="0" b="0"/>
             <wp:wrapNone/>
-            <wp:docPr id="1094" name="IM 146"/>
+            <wp:docPr id="1095" name="IM 146"/>
             <wp:cNvGraphicFramePr>
               <a:graphicFrameLocks xmlns:a="http://schemas.openxmlformats.org/drawingml/2006/main" noChangeAspect="false" noSelect="false" noResize="false" noGrp="false"/>
             </wp:cNvGraphicFramePr>
@@ -34467,7 +34476,7 @@
               <a:graphicData uri="http://schemas.openxmlformats.org/drawingml/2006/picture">
                 <pic:pic xmlns:pic="http://schemas.openxmlformats.org/drawingml/2006/picture">
                   <pic:nvPicPr>
-                    <pic:cNvPr id="61" name="IM 146"/>
+                    <pic:cNvPr id="70" name="IM 146"/>
                     <pic:cNvPicPr/>
                   </pic:nvPicPr>
                   <pic:blipFill>
@@ -34692,7 +34701,7 @@
           <wp:inline distL="0" distT="0" distB="0" distR="0">
             <wp:extent cx="660387" cy="184247"/>
             <wp:effectExtent l="0" t="0" r="0" b="0"/>
-            <wp:docPr id="1095" name="IM 148"/>
+            <wp:docPr id="1096" name="IM 148"/>
             <wp:cNvGraphicFramePr>
               <a:graphicFrameLocks xmlns:a="http://schemas.openxmlformats.org/drawingml/2006/main" noChangeAspect="false" noSelect="false" noResize="false" noGrp="false"/>
             </wp:cNvGraphicFramePr>
@@ -34700,7 +34709,7 @@
               <a:graphicData uri="http://schemas.openxmlformats.org/drawingml/2006/picture">
                 <pic:pic xmlns:pic="http://schemas.openxmlformats.org/drawingml/2006/picture">
                   <pic:nvPicPr>
-                    <pic:cNvPr id="62" name="IM 148"/>
+                    <pic:cNvPr id="71" name="IM 148"/>
                     <pic:cNvPicPr/>
                   </pic:nvPicPr>
                   <pic:blipFill>
@@ -35914,7 +35923,7 @@
           <wp:inline distL="0" distT="0" distB="0" distR="0">
             <wp:extent cx="1422345" cy="1104908"/>
             <wp:effectExtent l="0" t="0" r="0" b="0"/>
-            <wp:docPr id="1096" name="IM 152"/>
+            <wp:docPr id="1097" name="IM 152"/>
             <wp:cNvGraphicFramePr>
               <a:graphicFrameLocks xmlns:a="http://schemas.openxmlformats.org/drawingml/2006/main" noChangeAspect="false" noSelect="false" noResize="false" noGrp="false"/>
             </wp:cNvGraphicFramePr>
@@ -35922,7 +35931,7 @@
               <a:graphicData uri="http://schemas.openxmlformats.org/drawingml/2006/picture">
                 <pic:pic xmlns:pic="http://schemas.openxmlformats.org/drawingml/2006/picture">
                   <pic:nvPicPr>
-                    <pic:cNvPr id="63" name="IM 152"/>
+                    <pic:cNvPr id="72" name="IM 152"/>
                     <pic:cNvPicPr/>
                   </pic:nvPicPr>
                   <pic:blipFill>
@@ -36751,7 +36760,7 @@
             <wp:extent cx="1187442" cy="209590"/>
             <wp:effectExtent l="0" t="0" r="0" b="0"/>
             <wp:wrapNone/>
-            <wp:docPr id="1097" name="IM 156"/>
+            <wp:docPr id="1098" name="IM 156"/>
             <wp:cNvGraphicFramePr>
               <a:graphicFrameLocks xmlns:a="http://schemas.openxmlformats.org/drawingml/2006/main" noChangeAspect="false" noSelect="false" noResize="false" noGrp="false"/>
             </wp:cNvGraphicFramePr>
@@ -36759,7 +36768,7 @@
               <a:graphicData uri="http://schemas.openxmlformats.org/drawingml/2006/picture">
                 <pic:pic xmlns:pic="http://schemas.openxmlformats.org/drawingml/2006/picture">
                   <pic:nvPicPr>
-                    <pic:cNvPr id="64" name="IM 156"/>
+                    <pic:cNvPr id="74" name="IM 156"/>
                     <pic:cNvPicPr/>
                   </pic:nvPicPr>
                   <pic:blipFill>
@@ -37026,7 +37035,7 @@
           <wp:inline distL="0" distT="0" distB="0" distR="0">
             <wp:extent cx="1422345" cy="1117633"/>
             <wp:effectExtent l="0" t="0" r="0" b="0"/>
-            <wp:docPr id="1098" name="IM 158"/>
+            <wp:docPr id="1099" name="IM 158"/>
             <wp:cNvGraphicFramePr>
               <a:graphicFrameLocks xmlns:a="http://schemas.openxmlformats.org/drawingml/2006/main" noChangeAspect="false" noSelect="false" noResize="false" noGrp="false"/>
             </wp:cNvGraphicFramePr>
@@ -37034,7 +37043,7 @@
               <a:graphicData uri="http://schemas.openxmlformats.org/drawingml/2006/picture">
                 <pic:pic xmlns:pic="http://schemas.openxmlformats.org/drawingml/2006/picture">
                   <pic:nvPicPr>
-                    <pic:cNvPr id="65" name="IM 158"/>
+                    <pic:cNvPr id="75" name="IM 158"/>
                     <pic:cNvPicPr/>
                   </pic:nvPicPr>
                   <pic:blipFill>
@@ -39896,7 +39905,7 @@
           <wp:inline distL="0" distT="0" distB="0" distR="0">
             <wp:extent cx="1593794" cy="1149392"/>
             <wp:effectExtent l="0" t="0" r="0" b="0"/>
-            <wp:docPr id="1099" name="IM 162"/>
+            <wp:docPr id="1100" name="IM 162"/>
             <wp:cNvGraphicFramePr>
               <a:graphicFrameLocks xmlns:a="http://schemas.openxmlformats.org/drawingml/2006/main" noChangeAspect="false" noSelect="false" noResize="false" noGrp="false"/>
             </wp:cNvGraphicFramePr>
@@ -39904,7 +39913,7 @@
               <a:graphicData uri="http://schemas.openxmlformats.org/drawingml/2006/picture">
                 <pic:pic xmlns:pic="http://schemas.openxmlformats.org/drawingml/2006/picture">
                   <pic:nvPicPr>
-                    <pic:cNvPr id="68" name="IM 162"/>
+                    <pic:cNvPr id="78" name="IM 162"/>
                     <pic:cNvPicPr/>
                   </pic:nvPicPr>
                   <pic:blipFill>
@@ -40647,7 +40656,7 @@
           <wp:inline distL="0" distT="0" distB="0" distR="0">
             <wp:extent cx="1346187" cy="1111217"/>
             <wp:effectExtent l="0" t="0" r="0" b="0"/>
-            <wp:docPr id="1100" name="IM 166"/>
+            <wp:docPr id="1101" name="IM 166"/>
             <wp:cNvGraphicFramePr>
               <a:graphicFrameLocks xmlns:a="http://schemas.openxmlformats.org/drawingml/2006/main" noChangeAspect="false" noSelect="false" noResize="false" noGrp="false"/>
             </wp:cNvGraphicFramePr>
@@ -40655,7 +40664,7 @@
               <a:graphicData uri="http://schemas.openxmlformats.org/drawingml/2006/picture">
                 <pic:pic xmlns:pic="http://schemas.openxmlformats.org/drawingml/2006/picture">
                   <pic:nvPicPr>
-                    <pic:cNvPr id="69" name="IM 166"/>
+                    <pic:cNvPr id="80" name="IM 166"/>
                     <pic:cNvPicPr/>
                   </pic:nvPicPr>
                   <pic:blipFill>
@@ -41452,7 +41461,7 @@
             <wp:extent cx="1593794" cy="1162051"/>
             <wp:effectExtent l="0" t="0" r="0" b="0"/>
             <wp:wrapNone/>
-            <wp:docPr id="1101" name="IM 170"/>
+            <wp:docPr id="1102" name="IM 170"/>
             <wp:cNvGraphicFramePr>
               <a:graphicFrameLocks xmlns:a="http://schemas.openxmlformats.org/drawingml/2006/main" noChangeAspect="false" noSelect="false" noResize="false" noGrp="false"/>
             </wp:cNvGraphicFramePr>
@@ -41460,7 +41469,7 @@
               <a:graphicData uri="http://schemas.openxmlformats.org/drawingml/2006/picture">
                 <pic:pic xmlns:pic="http://schemas.openxmlformats.org/drawingml/2006/picture">
                   <pic:nvPicPr>
-                    <pic:cNvPr id="70" name="IM 170"/>
+                    <pic:cNvPr id="82" name="IM 170"/>
                     <pic:cNvPicPr/>
                   </pic:nvPicPr>
                   <pic:blipFill>
@@ -42186,7 +42195,7 @@
           <wp:inline distL="0" distT="0" distB="0" distR="0">
             <wp:extent cx="1219207" cy="1028770"/>
             <wp:effectExtent l="0" t="0" r="0" b="0"/>
-            <wp:docPr id="1102" name="IM 172"/>
+            <wp:docPr id="1103" name="IM 172"/>
             <wp:cNvGraphicFramePr>
               <a:graphicFrameLocks xmlns:a="http://schemas.openxmlformats.org/drawingml/2006/main" noChangeAspect="false" noSelect="false" noResize="false" noGrp="false"/>
             </wp:cNvGraphicFramePr>
@@ -42194,7 +42203,7 @@
               <a:graphicData uri="http://schemas.openxmlformats.org/drawingml/2006/picture">
                 <pic:pic xmlns:pic="http://schemas.openxmlformats.org/drawingml/2006/picture">
                   <pic:nvPicPr>
-                    <pic:cNvPr id="72" name="IM 172"/>
+                    <pic:cNvPr id="84" name="IM 172"/>
                     <pic:cNvPicPr/>
                   </pic:nvPicPr>
                   <pic:blipFill>
@@ -42322,7 +42331,7 @@
             <a:graphicData uri="http://schemas.openxmlformats.org/drawingml/2006/picture">
               <pic:pic xmlns:pic="http://schemas.openxmlformats.org/drawingml/2006/picture">
                 <pic:nvPicPr>
-                  <pic:cNvPr id="16" name="IM 34"/>
+                  <pic:cNvPr id="17" name="IM 34"/>
                   <pic:cNvPicPr/>
                 </pic:nvPicPr>
                 <pic:blipFill>
@@ -42478,7 +42487,7 @@
             <a:graphicData uri="http://schemas.openxmlformats.org/drawingml/2006/picture">
               <pic:pic xmlns:pic="http://schemas.openxmlformats.org/drawingml/2006/picture">
                 <pic:nvPicPr>
-                  <pic:cNvPr id="4" name="IM 58"/>
+                  <pic:cNvPr id="29" name="IM 58"/>
                   <pic:cNvPicPr/>
                 </pic:nvPicPr>
                 <pic:blipFill>
@@ -42543,7 +42552,7 @@
             <a:graphicData uri="http://schemas.openxmlformats.org/drawingml/2006/picture">
               <pic:pic xmlns:pic="http://schemas.openxmlformats.org/drawingml/2006/picture">
                 <pic:nvPicPr>
-                  <pic:cNvPr id="16" name="IM 70"/>
+                  <pic:cNvPr id="35" name="IM 70"/>
                   <pic:cNvPicPr/>
                 </pic:nvPicPr>
                 <pic:blipFill>
@@ -42608,7 +42617,7 @@
             <a:graphicData uri="http://schemas.openxmlformats.org/drawingml/2006/picture">
               <pic:pic xmlns:pic="http://schemas.openxmlformats.org/drawingml/2006/picture">
                 <pic:nvPicPr>
-                  <pic:cNvPr id="40" name="IM 92"/>
+                  <pic:cNvPr id="46" name="IM 92"/>
                   <pic:cNvPicPr/>
                 </pic:nvPicPr>
                 <pic:blipFill>
@@ -42658,7 +42667,7 @@
             <a:graphicData uri="http://schemas.openxmlformats.org/drawingml/2006/picture">
               <pic:pic xmlns:pic="http://schemas.openxmlformats.org/drawingml/2006/picture">
                 <pic:nvPicPr>
-                  <pic:cNvPr id="42" name="IM 96"/>
+                  <pic:cNvPr id="48" name="IM 96"/>
                   <pic:cNvPicPr/>
                 </pic:nvPicPr>
                 <pic:blipFill>
@@ -42799,7 +42808,7 @@
             <a:graphicData uri="http://schemas.openxmlformats.org/drawingml/2006/picture">
               <pic:pic xmlns:pic="http://schemas.openxmlformats.org/drawingml/2006/picture">
                 <pic:nvPicPr>
-                  <pic:cNvPr id="13" name="IM 110"/>
+                  <pic:cNvPr id="55" name="IM 110"/>
                   <pic:cNvPicPr/>
                 </pic:nvPicPr>
                 <pic:blipFill>
@@ -42849,7 +42858,7 @@
             <a:graphicData uri="http://schemas.openxmlformats.org/drawingml/2006/picture">
               <pic:pic xmlns:pic="http://schemas.openxmlformats.org/drawingml/2006/picture">
                 <pic:nvPicPr>
-                  <pic:cNvPr id="4" name="IM 116"/>
+                  <pic:cNvPr id="57" name="IM 116"/>
                   <pic:cNvPicPr/>
                 </pic:nvPicPr>
                 <pic:blipFill>
@@ -42914,7 +42923,7 @@
             <a:graphicData uri="http://schemas.openxmlformats.org/drawingml/2006/picture">
               <pic:pic xmlns:pic="http://schemas.openxmlformats.org/drawingml/2006/picture">
                 <pic:nvPicPr>
-                  <pic:cNvPr id="13" name="IM 122"/>
+                  <pic:cNvPr id="60" name="IM 122"/>
                   <pic:cNvPicPr/>
                 </pic:nvPicPr>
                 <pic:blipFill>
@@ -42964,7 +42973,7 @@
             <a:graphicData uri="http://schemas.openxmlformats.org/drawingml/2006/picture">
               <pic:pic xmlns:pic="http://schemas.openxmlformats.org/drawingml/2006/picture">
                 <pic:nvPicPr>
-                  <pic:cNvPr id="54" name="IM 126"/>
+                  <pic:cNvPr id="63" name="IM 126"/>
                   <pic:cNvPicPr/>
                 </pic:nvPicPr>
                 <pic:blipFill>
@@ -43029,7 +43038,7 @@
             <a:graphicData uri="http://schemas.openxmlformats.org/drawingml/2006/picture">
               <pic:pic xmlns:pic="http://schemas.openxmlformats.org/drawingml/2006/picture">
                 <pic:nvPicPr>
-                  <pic:cNvPr id="4" name="IM 150"/>
+                  <pic:cNvPr id="73" name="IM 150"/>
                   <pic:cNvPicPr/>
                 </pic:nvPicPr>
                 <pic:blipFill>
@@ -43111,7 +43120,7 @@
             <a:graphicData uri="http://schemas.openxmlformats.org/drawingml/2006/picture">
               <pic:pic xmlns:pic="http://schemas.openxmlformats.org/drawingml/2006/picture">
                 <pic:nvPicPr>
-                  <pic:cNvPr id="66" name="IM 154"/>
+                  <pic:cNvPr id="76" name="IM 154"/>
                   <pic:cNvPicPr/>
                 </pic:nvPicPr>
                 <pic:blipFill>
@@ -43263,7 +43272,7 @@
             <a:graphicData uri="http://schemas.openxmlformats.org/drawingml/2006/picture">
               <pic:pic xmlns:pic="http://schemas.openxmlformats.org/drawingml/2006/picture">
                 <pic:nvPicPr>
-                  <pic:cNvPr id="67" name="Image"/>
+                  <pic:cNvPr id="77" name="Image1"/>
                   <pic:cNvPicPr/>
                 </pic:nvPicPr>
                 <pic:blipFill>
@@ -43313,7 +43322,7 @@
             <a:graphicData uri="http://schemas.openxmlformats.org/drawingml/2006/picture">
               <pic:pic xmlns:pic="http://schemas.openxmlformats.org/drawingml/2006/picture">
                 <pic:nvPicPr>
-                  <pic:cNvPr id="4" name="IM 160"/>
+                  <pic:cNvPr id="79" name="IM 160"/>
                   <pic:cNvPicPr/>
                 </pic:nvPicPr>
                 <pic:blipFill>
@@ -43363,7 +43372,7 @@
             <a:graphicData uri="http://schemas.openxmlformats.org/drawingml/2006/picture">
               <pic:pic xmlns:pic="http://schemas.openxmlformats.org/drawingml/2006/picture">
                 <pic:nvPicPr>
-                  <pic:cNvPr id="4" name="IM 164"/>
+                  <pic:cNvPr id="81" name="IM 164"/>
                   <pic:cNvPicPr/>
                 </pic:nvPicPr>
                 <pic:blipFill>
@@ -43413,7 +43422,7 @@
             <a:graphicData uri="http://schemas.openxmlformats.org/drawingml/2006/picture">
               <pic:pic xmlns:pic="http://schemas.openxmlformats.org/drawingml/2006/picture">
                 <pic:nvPicPr>
-                  <pic:cNvPr id="71" name="IM 168"/>
+                  <pic:cNvPr id="83" name="IM 168"/>
                   <pic:cNvPicPr/>
                 </pic:nvPicPr>
                 <pic:blipFill>
@@ -43566,7 +43575,7 @@
             <a:graphicData uri="http://schemas.openxmlformats.org/drawingml/2006/picture">
               <pic:pic xmlns:pic="http://schemas.openxmlformats.org/drawingml/2006/picture">
                 <pic:nvPicPr>
-                  <pic:cNvPr id="4" name="IM 22"/>
+                  <pic:cNvPr id="12" name="IM 22"/>
                   <pic:cNvPicPr/>
                 </pic:nvPicPr>
                 <pic:blipFill>
@@ -43616,7 +43625,7 @@
             <a:graphicData uri="http://schemas.openxmlformats.org/drawingml/2006/picture">
               <pic:pic xmlns:pic="http://schemas.openxmlformats.org/drawingml/2006/picture">
                 <pic:nvPicPr>
-                  <pic:cNvPr id="13" name="IM 28"/>
+                  <pic:cNvPr id="14" name="IM 28"/>
                   <pic:cNvPicPr/>
                 </pic:nvPicPr>
                 <pic:blipFill>
